--- a/astro-site/public/dl/plan-negocio-paellero-eventos/catalogo-equipamiento-utensilios-menaje-paellero.docx
+++ b/astro-site/public/dl/plan-negocio-paellero-eventos/catalogo-equipamiento-utensilios-menaje-paellero.docx
@@ -1249,7 +1249,7 @@
       </w:r>
     </w:p>
     <w:sectPr>
-      <w:pgSz w:w="12240" w:h="15840"/>
+      <w:pgSz w:w="11906" w:h="16838"/>
       <w:pgMar w:top="1440" w:right="1800" w:bottom="1440" w:left="1800" w:header="720" w:footer="720" w:gutter="0"/>
       <w:cols w:space="720"/>
       <w:docGrid w:linePitch="360"/>

--- a/astro-site/public/dl/plan-negocio-paellero-eventos/catalogo-equipamiento-utensilios-menaje-paellero.docx
+++ b/astro-site/public/dl/plan-negocio-paellero-eventos/catalogo-equipamiento-utensilios-menaje-paellero.docx
@@ -96,7 +96,7 @@
           <w:color w:val="C4974A"/>
           <w:sz w:val="24"/>
         </w:rPr>
-        <w:t>Función: Paella eventos pequeños 15-25 pax</w:t>
+        <w:t>Función: Paella eventos pequeños ≈ 11-15 raciones (ver la tabla de escalado del Manual Técnico)</w:t>
       </w:r>
     </w:p>
     <w:p>
@@ -104,7 +104,7 @@
         <w:spacing w:after="120"/>
       </w:pPr>
       <w:r>
-        <w:t>Paellera de acero pulido de 60 cm de diámetro, capacidad 25-30 raciones tipo cumpleaños familiar.</w:t>
+        <w:t>Paellera de acero pulido de 60 cm de diámetro, capacidad ≈ 11-15 raciones (ver la tabla de escalado del Manual Técnico), tipo cumpleaños familiar.</w:t>
       </w:r>
     </w:p>
     <w:p>
@@ -161,7 +161,7 @@
           <w:color w:val="C4974A"/>
           <w:sz w:val="24"/>
         </w:rPr>
-        <w:t>Función: Paella eventos medianos 40-60 pax</w:t>
+        <w:t>Función: Paella eventos medianos ≈ 30-40 raciones (ver la tabla de escalado del Manual Técnico)</w:t>
       </w:r>
     </w:p>
     <w:p>
@@ -169,7 +169,7 @@
         <w:spacing w:after="120"/>
       </w:pPr>
       <w:r>
-        <w:t>Paellera de 90 cm, ideal para bodas íntimas y eventos medianos. Acero pulido tradicional.</w:t>
+        <w:t>Paellera de 90 cm, ideal para bodas íntimas y eventos medianos. Acero pulido tradicional, capacidad ≈ 30-40 raciones (ver la tabla de escalado del Manual Técnico).</w:t>
       </w:r>
     </w:p>
     <w:p>
@@ -226,7 +226,7 @@
           <w:color w:val="C4974A"/>
           <w:sz w:val="24"/>
         </w:rPr>
-        <w:t>Función: Paella eventos grandes 80-150 pax</w:t>
+        <w:t>Función: Paella eventos grandes ≈ 60-80 raciones (ver la tabla de escalado del Manual Técnico)</w:t>
       </w:r>
     </w:p>
     <w:p>
@@ -234,7 +234,7 @@
         <w:spacing w:after="120"/>
       </w:pPr>
       <w:r>
-        <w:t>Paellera grande para bodas y eventos corporate. Acero pulido reforzado.</w:t>
+        <w:t>Paellera grande para bodas y eventos corporate. Acero pulido reforzado, capacidad ≈ 60-80 raciones (ver la tabla de escalado del Manual Técnico).</w:t>
       </w:r>
     </w:p>
     <w:p>

--- a/astro-site/public/dl/plan-negocio-paellero-eventos/catalogo-equipamiento-utensilios-menaje-paellero.docx
+++ b/astro-site/public/dl/plan-negocio-paellero-eventos/catalogo-equipamiento-utensilios-menaje-paellero.docx
@@ -26,7 +26,7 @@
           <w:color w:val="5A5240"/>
           <w:sz w:val="28"/>
         </w:rPr>
-        <w:t>Paellero / Paella para Eventos · 18 piezas con SKU, URL y precio actualizado</w:t>
+        <w:t>Paellero / Paella para Eventos · 18 piezas con SKU, URL y precio orientativo</w:t>
       </w:r>
     </w:p>
     <w:p>
@@ -39,7 +39,7 @@
           <w:color w:val="C4974A"/>
           <w:sz w:val="24"/>
         </w:rPr>
-        <w:t>España 2026 · Garcima · Vaello · GGM · Arcos · Pordamsa · Texfire</w:t>
+        <w:t>Edición 2026 · Garcima · Vaello · GGM · Arcos · Pordamsa · Texfire</w:t>
       </w:r>
     </w:p>
     <w:p>
@@ -75,7 +75,7 @@
         <w:spacing w:after="120"/>
       </w:pPr>
       <w:r>
-        <w:t>Este catálogo describe las 18 piezas críticas de equipamiento para montar un servicio profesional de paellero / paella para eventos. Cada pieza está justificada por su función, con SKU exacto, URL del proveedor y precio actualizado a abril 2026. La inversión recomendada está en torno a 8.500-12.000 €, con escenario mínimo viable de 3.500 € y premium de 25.000 €.</w:t>
+        <w:t>Este catálogo describe las 18 piezas críticas de equipamiento para montar un servicio profesional de paellero / paella para eventos. Cada pieza está justificada por su función, con SKU exacto, URL del proveedor y precio orientativo de abril 2026 (confírmalo con el proveedor). La inversión inicial completa (con la furgoneta, la cocina de apoyo y el fondo de maniobra) está calculada en el plan financiero de este kit; este catálogo detalla el equipamiento de cocción y servicio.</w:t>
       </w:r>
     </w:p>
     <w:p>
